--- a/az/discovery-articles/6.10 Peyk texnologiyası.docx
+++ b/az/discovery-articles/6.10 Peyk texnologiyası.docx
@@ -4,533 +4,351 @@
   <w:body>
     <w:p>
       <w:pPr>
-        <w:keepNext/>
-        <w:spacing w:before="280" w:after="120"/>
+        <w:pStyle w:val="Title"/>
+        <w:widowControl/>
       </w:pPr>
       <w:r>
-        <w:rPr>
-          <w:rFonts w:ascii="Calibri" w:hAnsi="Calibri" w:eastAsia="Calibri"/>
-          <w:b/>
-          <w:i w:val="0"/>
-          <w:color w:val="004E8C"/>
-          <w:sz w:val="44"/>
-        </w:rPr>
         <w:t>6.10 Peyk texnologiyası</w:t>
       </w:r>
     </w:p>
     <w:p>
       <w:pPr>
-        <w:spacing w:after="80"/>
+        <w:keepNext/>
+        <w:widowControl/>
       </w:pPr>
       <w:r>
         <w:rPr>
-          <w:rFonts w:ascii="Calibri" w:hAnsi="Calibri" w:eastAsia="Calibri"/>
-          <w:b w:val="0"/>
-          <w:i/>
-          <w:color w:val="505050"/>
-          <w:sz w:val="22"/>
+          <w:sz w:val="20"/>
         </w:rPr>
-        <w:t>6. Rəqəmsal texnologiyalar, kosmos və rabitə</w:t>
-      </w:r>
-    </w:p>
-    <w:p>
-      <w:pPr>
-        <w:spacing w:after="200"/>
-      </w:pPr>
-      <w:r>
-        <w:rPr>
-          <w:rFonts w:ascii="Calibri" w:hAnsi="Calibri" w:eastAsia="Calibri"/>
-          <w:b w:val="0"/>
-          <w:i/>
-          <w:sz w:val="22"/>
-        </w:rPr>
-        <w:t>Dövr: 1957-ci il (Sputnik-1); 1963-cü il (Syncom-2 geosinxron orbitə çatdı); 1964-cü il (ilk geostasionar rabitə peyki Syncom-3) | Əsas simalar: Sovet kosmik proqramı; NASA; Artur C. Klark</w:t>
-      </w:r>
-    </w:p>
-    <w:p>
-      <w:pPr>
-        <w:spacing w:after="160" w:line="276" w:lineRule="auto"/>
-      </w:pPr>
-      <w:r>
-        <w:rPr>
-          <w:rFonts w:ascii="Calibri" w:hAnsi="Calibri" w:eastAsia="Calibri"/>
-          <w:b w:val="0"/>
-          <w:i w:val="0"/>
-          <w:sz w:val="22"/>
-        </w:rPr>
-        <w:t>Süni peyk müşahidə, rabitə, naviqasiya və ya tədqiqat məqsədilə orbitə çıxarılan qurğudur. 1957-ci ildə Sputnik-1 buraxıldıqdan bəri peyklər hava proqnozu, televiziya, xəritəçəkmə və elm üçün əvəzsiz vasitəyə çevrilib.</w:t>
+        <w:t>6 Rəqəmsal texnologiyalar kosmos və rabitə</w:t>
       </w:r>
     </w:p>
     <w:p>
       <w:pPr>
         <w:keepNext/>
-        <w:spacing w:before="240" w:after="120"/>
+        <w:widowControl/>
       </w:pPr>
       <w:r>
         <w:rPr>
-          <w:rFonts w:ascii="Calibri" w:hAnsi="Calibri" w:eastAsia="Calibri"/>
-          <w:b/>
-          <w:i w:val="0"/>
-          <w:color w:val="004E8C"/>
-          <w:sz w:val="28"/>
+          <w:sz w:val="20"/>
         </w:rPr>
-        <w:t>Əsas faktlar</w:t>
+        <w:t>Dövr: 1957 (Sputnik 1); 1963 (Syncom 2 geosinxron orbitə çatdı); 1964 (Syncom 3 — ilk geostasionar rabitə peyki) | Əsas iştirakçılar: Sovet kosmik proqramı; ABŞ Milli Aeronavtika və Kosmos İdarəsi — NASA; Artur Klark</w:t>
+      </w:r>
+    </w:p>
+    <w:p>
+      <w:pPr>
+        <w:widowControl/>
+      </w:pPr>
+      <w:r>
+        <w:t>Süni peyk müşahidə, rabitə, naviqasiya və ya tədqiqat üçün orbitə çıxarılan qurğudur. 1957-ci ildə Sputnik 1-dən bəri peyklər hava proqnozu, televiziya, xəritə və elmin ayrılmaz hissəsinə çevrilib.</w:t>
+      </w:r>
+    </w:p>
+    <w:p>
+      <w:pPr>
+        <w:pStyle w:val="Heading1"/>
+        <w:widowControl/>
+      </w:pPr>
+      <w:r>
+        <w:t>Əsas məlumatlar</w:t>
       </w:r>
     </w:p>
     <w:p>
       <w:pPr>
         <w:pStyle w:val="ListBullet"/>
+        <w:widowControl/>
       </w:pPr>
       <w:r>
-        <w:rPr>
-          <w:rFonts w:ascii="Calibri" w:hAnsi="Calibri" w:eastAsia="Calibri"/>
-          <w:b w:val="0"/>
-          <w:i w:val="0"/>
-          <w:sz w:val="22"/>
-        </w:rPr>
-        <w:t>Sovet İttifaqının 4 oktyabr 1957-ci ildə buraxdığı Sputnik-1 ilk süni peyk idi</w:t>
+        <w:t>Sovet İttifaqının 4 oktyabr 1957-ci ildə buraxdığı Sputnik 1 ilk süni peyk idi.</w:t>
       </w:r>
     </w:p>
     <w:p>
       <w:pPr>
         <w:pStyle w:val="ListBullet"/>
+        <w:widowControl/>
       </w:pPr>
       <w:r>
-        <w:rPr>
-          <w:rFonts w:ascii="Calibri" w:hAnsi="Calibri" w:eastAsia="Calibri"/>
-          <w:b w:val="0"/>
-          <w:i w:val="0"/>
-          <w:sz w:val="22"/>
-        </w:rPr>
-        <w:t>Artur C. Klark rabitə peyklərinin geostasionar orbitdə yerləşdirilməsi ideyasını geniş tanıtdı</w:t>
+        <w:t>Artur Klark geostasionar orbitdən rabitə üçün istifadə ideyasını geniş tanıtdı.</w:t>
       </w:r>
     </w:p>
     <w:p>
       <w:pPr>
         <w:pStyle w:val="ListBullet"/>
+        <w:widowControl/>
       </w:pPr>
       <w:r>
-        <w:rPr>
-          <w:rFonts w:ascii="Calibri" w:hAnsi="Calibri" w:eastAsia="Calibri"/>
-          <w:b w:val="0"/>
-          <w:i w:val="0"/>
-          <w:sz w:val="22"/>
-        </w:rPr>
-        <w:t>Ardınca meteoroloji, naviqasiya, elmi tədqiqat və kəşfiyyat peykləri yarandı</w:t>
+        <w:t>Sonra hava, naviqasiya, elmi və kəşfiyyat peykləri yarandı.</w:t>
       </w:r>
     </w:p>
     <w:p>
       <w:pPr>
         <w:pStyle w:val="ListBullet"/>
+        <w:widowControl/>
       </w:pPr>
       <w:r>
-        <w:rPr>
-          <w:rFonts w:ascii="Calibri" w:hAnsi="Calibri" w:eastAsia="Calibri"/>
-          <w:b w:val="0"/>
-          <w:i w:val="0"/>
-          <w:sz w:val="22"/>
-        </w:rPr>
-        <w:t>Orbit peykin Yerə düşmədən onun ətrafında hərəkət etməsinə imkan verən fasiləsiz sərbəst düşmə trayektoriyasıdır</w:t>
+        <w:t>Orbit peykin kifayət qədər sürətli hərəkət etdiyi üçün Yerə dəymədən davam edən sərbəst düşmə yoludur.</w:t>
       </w:r>
     </w:p>
     <w:p>
       <w:pPr>
         <w:pStyle w:val="ListBullet"/>
+        <w:widowControl/>
       </w:pPr>
       <w:r>
-        <w:rPr>
-          <w:rFonts w:ascii="Calibri" w:hAnsi="Calibri" w:eastAsia="Calibri"/>
-          <w:b w:val="0"/>
-          <w:i w:val="0"/>
-          <w:sz w:val="22"/>
-        </w:rPr>
-        <w:t>Kosmik tullantıların idarə olunması getdikcə böyüyən problemə çevrilir</w:t>
+        <w:t>Kosmik tullantıların idarəsi böyüyən problemdir.</w:t>
       </w:r>
     </w:p>
     <w:p>
       <w:pPr>
-        <w:keepNext/>
-        <w:spacing w:before="240" w:after="120"/>
+        <w:pStyle w:val="Heading1"/>
+        <w:widowControl/>
       </w:pPr>
       <w:r>
-        <w:rPr>
-          <w:rFonts w:ascii="Calibri" w:hAnsi="Calibri" w:eastAsia="Calibri"/>
-          <w:b/>
-          <w:i w:val="0"/>
-          <w:color w:val="004E8C"/>
-          <w:sz w:val="28"/>
-        </w:rPr>
         <w:t>Bu nədir</w:t>
       </w:r>
     </w:p>
     <w:p>
       <w:pPr>
-        <w:spacing w:after="160" w:line="276" w:lineRule="auto"/>
+        <w:widowControl/>
       </w:pPr>
       <w:r>
-        <w:rPr>
-          <w:rFonts w:ascii="Calibri" w:hAnsi="Calibri" w:eastAsia="Calibri"/>
-          <w:b w:val="0"/>
-          <w:i w:val="0"/>
-          <w:sz w:val="22"/>
-        </w:rPr>
-        <w:t>Süni peyk Yerin və ya başqa göy cisminin ətrafında hərəkət edən qurğudur. Orbit fasiləsiz sərbəst düşmə halıdır: peyk yana doğru o qədər sürətlə hərəkət edir ki, Yerə düşmədən onun ətrafında dövr edir. Bəzi peyklər buludları və quru səthini müşahidə edir, digərləri telefon danışıqlarını, televiziya siqnallarını və məlumatı ötürür. Raket peyki orbitə çatdırır, uzunmüddətli işi isə peykin özü görür.</w:t>
+        <w:t>Süni peyk Yerin və ya başqa göy cisminin ətrafında hərəkət edən qurğudur. Orbit fasiləsiz sərbəst düşmədir: peyk üfüqi istiqamətdə elə sürətlə gedir ki, daim səthə dəymədən keçir. Bəzi peyklər buludları və ya quru sahələrini müşahidə edir. Başqaları zəng, televiziya və məlumat ötürür. Raket peyki çatdırır, uzunmüddətli işi isə peyk görür.</w:t>
       </w:r>
     </w:p>
     <w:p>
       <w:pPr>
-        <w:keepNext/>
-        <w:spacing w:before="240" w:after="120"/>
+        <w:pStyle w:val="Heading1"/>
+        <w:widowControl/>
       </w:pPr>
       <w:r>
-        <w:rPr>
-          <w:rFonts w:ascii="Calibri" w:hAnsi="Calibri" w:eastAsia="Calibri"/>
-          <w:b/>
-          <w:i w:val="0"/>
-          <w:color w:val="004E8C"/>
-          <w:sz w:val="28"/>
-        </w:rPr>
-        <w:t>Onu kim kəşf və ya ixtira edib</w:t>
+        <w:t>Kim kəşf edib və ya yaradıb</w:t>
       </w:r>
     </w:p>
     <w:p>
       <w:pPr>
-        <w:spacing w:after="160" w:line="276" w:lineRule="auto"/>
+        <w:widowControl/>
       </w:pPr>
       <w:r>
-        <w:rPr>
-          <w:rFonts w:ascii="Calibri" w:hAnsi="Calibri" w:eastAsia="Calibri"/>
-          <w:b w:val="0"/>
-          <w:i w:val="0"/>
-          <w:sz w:val="22"/>
-        </w:rPr>
-        <w:t>Sovet İttifaqı ilk süni peyk Sputnik-1-i 1957-ci ildə orbitə çıxardı. Onun raket proqramına Sergey Korolyov rəhbərlik edirdi. ABŞ 1958-ci ildə Reaktiv Hərəkət Laboratoriyasının və Verner fon Braunun qrupunun da iştirak etdiyi komandaların hazırladığı Explorer-1 peykini buraxdı. Artur C. Klark hələ 1945-ci ildə geostasionar orbitdə rabitə siqnallarını ötürən peyklər ideyasını təsvir etmişdi.</w:t>
+        <w:t>Sovet İttifaqı 1957-ci ildə ilk süni peyk olan Sputnik 1-i buraxdı. Raket proqramına Sergey Korolyov rəhbərlik edirdi. ABŞ 1958-ci ildə Reaktiv Hərəkət Laboratoriyası və Verner fon Braun qrupunun da iştirak etdiyi işlə Explorer 1-i buraxdı. Artur Klark 1945-ci ildə geostasionar orbitdə rabitə retranslyatorlarını — siqnalı yenidən ötürən qurğuları — təsvir etmişdi. Belə orbitdə peyk Yerdən eyni nöqtə üzərində görünür.</w:t>
       </w:r>
     </w:p>
     <w:p>
       <w:pPr>
-        <w:keepNext/>
-        <w:spacing w:before="240" w:after="120"/>
+        <w:pStyle w:val="Heading1"/>
+        <w:widowControl/>
       </w:pPr>
       <w:r>
-        <w:rPr>
-          <w:rFonts w:ascii="Calibri" w:hAnsi="Calibri" w:eastAsia="Calibri"/>
-          <w:b/>
-          <w:i w:val="0"/>
-          <w:color w:val="004E8C"/>
-          <w:sz w:val="28"/>
-        </w:rPr>
-        <w:t>Nə vaxt və necə meydana gəlib</w:t>
+        <w:t>Nə vaxt və necə yaranıb</w:t>
       </w:r>
     </w:p>
     <w:p>
       <w:pPr>
-        <w:spacing w:after="160" w:line="276" w:lineRule="auto"/>
+        <w:widowControl/>
       </w:pPr>
       <w:r>
-        <w:rPr>
-          <w:rFonts w:ascii="Calibri" w:hAnsi="Calibri" w:eastAsia="Calibri"/>
-          <w:b w:val="0"/>
-          <w:i w:val="0"/>
-          <w:sz w:val="22"/>
-        </w:rPr>
-        <w:t>İkinci Dünya müharibəsi dövründə və ondan sonra raket texnologiyasının inkişafı orbitə çıxışı mümkün etdi. Soyuq müharibə peykləri hərbi və elmi üstünlük uğrunda rəqabətin əsas vasitələrindən birinə çevirdi. Sputnik-in radiodan eşidilən qısa siqnalları ictimaiyyətdə böyük təəccüb doğurdu və kosmik yarışı sürətləndirdi. Çox keçmədən meteoroloji, rabitə, naviqasiya və kəşfiyyat peykləri orbitə çıxarıldı.</w:t>
+        <w:t>İkinci Dünya müharibəsi zamanı və sonra raketlərin inkişafı orbitə buraxılışı mümkün etdi. Soyuq müharibə peykləri hərbi və elmi güc yarışına çevirdi. Sputnikin radio siqnalları ictimaiyyəti sarsıtdı və kosmik yarışı sürətləndirdi. Tezliklə hava, rabitə, naviqasiya və müşahidə-kəşfiyyat peykləri gəldi.</w:t>
       </w:r>
     </w:p>
     <w:p>
       <w:pPr>
-        <w:keepNext/>
-        <w:spacing w:before="240" w:after="120"/>
+        <w:pStyle w:val="Heading1"/>
+        <w:widowControl/>
       </w:pPr>
       <w:r>
-        <w:rPr>
-          <w:rFonts w:ascii="Calibri" w:hAnsi="Calibri" w:eastAsia="Calibri"/>
-          <w:b/>
-          <w:i w:val="0"/>
-          <w:color w:val="004E8C"/>
-          <w:sz w:val="28"/>
-        </w:rPr>
-        <w:t>Elmi baxımdan əhəmiyyəti</w:t>
+        <w:t>Elm üçün əhəmiyyəti</w:t>
       </w:r>
     </w:p>
     <w:p>
       <w:pPr>
-        <w:spacing w:after="160" w:line="276" w:lineRule="auto"/>
+        <w:widowControl/>
       </w:pPr>
       <w:r>
-        <w:rPr>
-          <w:rFonts w:ascii="Calibri" w:hAnsi="Calibri" w:eastAsia="Calibri"/>
-          <w:b w:val="0"/>
-          <w:i w:val="0"/>
-          <w:sz w:val="22"/>
-        </w:rPr>
-        <w:t>Peyklər tədqiqatçılara bütün Yer kürəsini müntəzəm şəkildə müşahidə etmək imkanı verdi. Onlar hava şəraitini, dəniz səviyyəsini, buzlaqları, cazibə sahəsini, meşə və şəhərlərdəki dəyişiklikləri ölçür. Məsafədən zondlama obyekt haqqında məlumatın uzaqdan, çox vaxt kamera və ya radar vasitəsilə toplanmasıdır. Bunun nəticəsində ayrı-ayrı yerüstü stansiyaların məhdud müşahidələri əvəzinə planetin dəyişməsini göstərən ardıcıl məlumat bazası yaranır.</w:t>
+        <w:t>Peyklər tədqiqatçılara bütün Yeri təkrar müşahidə etməyə imkan verir. Havanı, dəniz səviyyəsini, buzu, cazibəni, meşə və şəhərlərdə dəyişiklikləri ölçürlər. Məsafədən zondlama çox vaxt kamera və ya radarla uzaqdan məlumat toplamaqdır. Nəticədə yalnız seyrək yerüstü stansiyaların müşahidəsi deyil, planetin dəyişən mənzərəsinin ardıcıl qeydi alınır.</w:t>
       </w:r>
     </w:p>
     <w:p>
       <w:pPr>
-        <w:keepNext/>
-        <w:spacing w:before="240" w:after="120"/>
+        <w:pStyle w:val="Heading1"/>
+        <w:widowControl/>
       </w:pPr>
       <w:r>
-        <w:rPr>
-          <w:rFonts w:ascii="Calibri" w:hAnsi="Calibri" w:eastAsia="Calibri"/>
-          <w:b/>
-          <w:i w:val="0"/>
-          <w:color w:val="004E8C"/>
-          <w:sz w:val="28"/>
-        </w:rPr>
-        <w:t>Sonrakı inkişaflara necə təsir göstərib</w:t>
+        <w:t>Sonrakı inkişafa təsiri</w:t>
       </w:r>
     </w:p>
     <w:p>
       <w:pPr>
-        <w:spacing w:after="160" w:line="276" w:lineRule="auto"/>
+        <w:widowControl/>
       </w:pPr>
       <w:r>
-        <w:rPr>
-          <w:rFonts w:ascii="Calibri" w:hAnsi="Calibri" w:eastAsia="Calibri"/>
-          <w:b w:val="0"/>
-          <w:i w:val="0"/>
-          <w:sz w:val="22"/>
-        </w:rPr>
-        <w:t>Peyklər GPS-i, qitələrarası canlı televiziya yayımını, qlobal hava modellərini, fəlakət xəritələrini və bəzi internet bağlantılarını mümkün etdi. Kiçik peyklər indi peyk qruplaşması adlanan böyük dəstələr halında işləyə bilir. Bu qruplaşmalar əhatə dairəsini genişləndirir, eyni zamanda orbitdə sıxlığı, radio maneələrini və toqquşma riskini artırır. Kosmik tullantılar orbitdə uzun müddət qala və gələcək missiyalar üçün təhlükə yarada bilər.</w:t>
+        <w:t>Peyklər qlobal mövqetəyinetmə sistemi — GPS, beynəlxalq canlı televiziya, qlobal hava modelləri, fəlakət xəritələri və bəzi internet əlaqələrini mümkün etdi. Kiçik peyklər indi böyük qruplarla — peyk qruplaşmaları şəklində — işləyə bilir. Qruplar əhatəni artırır, amma orbit sıxlığını, radio maneələrini və toqquşma riskini də yüksəldir. Kosmik tullantılar orbitdə qalıb sonrakı missiyalara təhlükə yarada bilər.</w:t>
       </w:r>
     </w:p>
     <w:p>
       <w:pPr>
-        <w:keepNext/>
-        <w:spacing w:before="240" w:after="120"/>
+        <w:pStyle w:val="Heading1"/>
+        <w:widowControl/>
       </w:pPr>
       <w:r>
-        <w:rPr>
-          <w:rFonts w:ascii="Calibri" w:hAnsi="Calibri" w:eastAsia="Calibri"/>
-          <w:b/>
-          <w:i w:val="0"/>
-          <w:color w:val="004E8C"/>
-          <w:sz w:val="28"/>
-        </w:rPr>
         <w:t>İnsan həyatını necə dəyişib</w:t>
       </w:r>
     </w:p>
     <w:p>
       <w:pPr>
-        <w:spacing w:after="160" w:line="276" w:lineRule="auto"/>
+        <w:widowControl/>
       </w:pPr>
       <w:r>
-        <w:rPr>
-          <w:rFonts w:ascii="Calibri" w:hAnsi="Calibri" w:eastAsia="Calibri"/>
-          <w:b w:val="0"/>
-          <w:i w:val="0"/>
-          <w:sz w:val="22"/>
-        </w:rPr>
-        <w:t>İnsanlar səfərdən əvvəl peyk məlumatlarına əsaslanan hava proqnozuna baxır, okeanın o tayından canlı yayımlanan hadisələri izləyirlər. Fermerlər əkin sahələrinə nəzarət edir, xilasedicilər daşqınları xəritələşdirir, alimlər isə iqlim dəyişməsini izləyirlər. Meteoroloji peyk çox hündür eyvandakı kameraya bənzəyir: nəhəng əraziləri dönə-dönə müşahidə edir. Hərbi nəzarət imkanları da, mülki həyatın rahatlığı da eyni əsas texnologiyadan yarandı.</w:t>
+        <w:t>İnsanlar səfərdən əvvəl peyk əsaslı proqnoza baxır, okeanların o tayından yayımlanan hadisələri izləyirlər. Fermerlər əkinləri, xilasedicilər daşqınları, alimlər iqlim dəyişikliyini izləyir. Meteoroloji peyk çox yüksək eyvandakı kameraya bənzəyir: böyük sahələri təkrar-təkrar göstərir. Hərbi müşahidə və mülki rahatlıq eyni əsas texnologiyadan inkişaf etdi.</w:t>
       </w:r>
     </w:p>
     <w:p>
       <w:pPr>
-        <w:keepNext/>
-        <w:spacing w:before="240" w:after="120"/>
+        <w:pStyle w:val="Heading1"/>
+        <w:widowControl/>
       </w:pPr>
       <w:r>
-        <w:rPr>
-          <w:rFonts w:ascii="Calibri" w:hAnsi="Calibri" w:eastAsia="Calibri"/>
-          <w:b/>
-          <w:i w:val="0"/>
-          <w:color w:val="004E8C"/>
-          <w:sz w:val="28"/>
-        </w:rPr>
         <w:t>Mənbələr və istinadlar</w:t>
       </w:r>
     </w:p>
     <w:p>
       <w:pPr>
-        <w:keepNext/>
-        <w:spacing w:before="240" w:after="120"/>
+        <w:pStyle w:val="Heading2"/>
+        <w:widowControl/>
       </w:pPr>
       <w:r>
         <w:rPr>
-          <w:rFonts w:ascii="Calibri" w:hAnsi="Calibri" w:eastAsia="Calibri"/>
-          <w:b/>
-          <w:i w:val="0"/>
-          <w:color w:val="004E8C"/>
-          <w:sz w:val="24"/>
+          <w:sz w:val="20"/>
         </w:rPr>
-        <w:t>C. Təşkilatların materialları və ensiklopedik mənbələr</w:t>
+        <w:t>C Qurumların materialları və ensiklopedik mənbələr</w:t>
       </w:r>
     </w:p>
     <w:p>
       <w:pPr>
-        <w:spacing w:after="80"/>
-        <w:ind w:left="360"/>
+        <w:widowControl/>
       </w:pPr>
       <w:r>
         <w:rPr>
-          <w:rFonts w:ascii="Calibri" w:hAnsi="Calibri" w:eastAsia="Calibri"/>
-          <w:b w:val="0"/>
-          <w:i w:val="0"/>
-          <w:sz w:val="22"/>
+          <w:sz w:val="20"/>
         </w:rPr>
-        <w:t>1. Encyclopaedia Britannica. “Artificial satellite” (“Süni peyk”).</w:t>
-      </w:r>
-      <w:r>
-        <w:rPr>
-          <w:rFonts w:ascii="Calibri" w:hAnsi="Calibri" w:eastAsia="Calibri"/>
-          <w:b w:val="0"/>
-          <w:i w:val="0"/>
-          <w:sz w:val="22"/>
-        </w:rPr>
-        <w:t xml:space="preserve"> </w:t>
+        <w:t xml:space="preserve">1. Encyclopaedia Britannica. 'Artificial satellite.' </w:t>
       </w:r>
       <w:hyperlink r:id="rId9">
         <w:r>
           <w:rPr>
-            <w:rFonts w:ascii="Calibri" w:hAnsi="Calibri" w:eastAsia="Calibri"/>
-            <w:b w:val="0"/>
-            <w:i w:val="0"/>
-            <w:sz w:val="22"/>
-            <w:color w:val="0563C1"/>
-            <w:u w:val="single"/>
+            <w:sz w:val="20"/>
           </w:rPr>
           <w:t>https://www.britannica.com/technology/artificial-satellite</w:t>
         </w:r>
       </w:hyperlink>
+      <w:r>
+        <w:rPr>
+          <w:sz w:val="20"/>
+        </w:rPr>
+      </w:r>
     </w:p>
     <w:p>
       <w:pPr>
-        <w:spacing w:after="80"/>
-        <w:ind w:left="360"/>
+        <w:widowControl/>
       </w:pPr>
       <w:r>
         <w:rPr>
-          <w:rFonts w:ascii="Calibri" w:hAnsi="Calibri" w:eastAsia="Calibri"/>
-          <w:b w:val="0"/>
-          <w:i w:val="0"/>
-          <w:sz w:val="22"/>
+          <w:sz w:val="20"/>
         </w:rPr>
-        <w:t>2. Smithsonian National Air and Space Museum. “Sputnik and the Dawn of the Space Age” (“Sputnik və kosmik dövrün başlanğıcı”).</w:t>
-      </w:r>
-      <w:r>
-        <w:rPr>
-          <w:rFonts w:ascii="Calibri" w:hAnsi="Calibri" w:eastAsia="Calibri"/>
-          <w:b w:val="0"/>
-          <w:i w:val="0"/>
-          <w:sz w:val="22"/>
-        </w:rPr>
-        <w:t xml:space="preserve"> </w:t>
+        <w:t xml:space="preserve">2. Smithsonian National Air and Space Museum. 'Sputnik and the Dawn of the Space Age.' </w:t>
       </w:r>
       <w:hyperlink r:id="rId10">
         <w:r>
           <w:rPr>
-            <w:rFonts w:ascii="Calibri" w:hAnsi="Calibri" w:eastAsia="Calibri"/>
-            <w:b w:val="0"/>
-            <w:i w:val="0"/>
-            <w:sz w:val="22"/>
-            <w:color w:val="0563C1"/>
-            <w:u w:val="single"/>
+            <w:sz w:val="20"/>
           </w:rPr>
           <w:t>https://airandspace.si.edu/stories/editorial/sputnik-and-dawn-space-age</w:t>
         </w:r>
       </w:hyperlink>
-    </w:p>
-    <w:p>
-      <w:pPr>
-        <w:keepNext/>
-        <w:spacing w:before="240" w:after="120"/>
-      </w:pPr>
       <w:r>
         <w:rPr>
-          <w:rFonts w:ascii="Calibri" w:hAnsi="Calibri" w:eastAsia="Calibri"/>
-          <w:b/>
-          <w:i w:val="0"/>
-          <w:color w:val="004E8C"/>
-          <w:sz w:val="24"/>
+          <w:sz w:val="20"/>
         </w:rPr>
-        <w:t>G. Kosmik agentliklərin, laboratoriyaların və elmi təşkilatların materialları</w:t>
       </w:r>
     </w:p>
     <w:p>
       <w:pPr>
-        <w:spacing w:after="80"/>
-        <w:ind w:left="360"/>
+        <w:pStyle w:val="Heading2"/>
+        <w:widowControl/>
       </w:pPr>
       <w:r>
         <w:rPr>
-          <w:rFonts w:ascii="Calibri" w:hAnsi="Calibri" w:eastAsia="Calibri"/>
-          <w:b w:val="0"/>
-          <w:i w:val="0"/>
-          <w:sz w:val="22"/>
+          <w:sz w:val="20"/>
         </w:rPr>
-        <w:t>1. NASA. “What Is a Satellite?” (“Peyk nədir?”).</w:t>
+        <w:t>G Kosmik təşkilatlar</w:t>
       </w:r>
+    </w:p>
+    <w:p>
+      <w:pPr>
+        <w:widowControl/>
+      </w:pPr>
       <w:r>
         <w:rPr>
-          <w:rFonts w:ascii="Calibri" w:hAnsi="Calibri" w:eastAsia="Calibri"/>
-          <w:b w:val="0"/>
-          <w:i w:val="0"/>
-          <w:sz w:val="22"/>
+          <w:sz w:val="20"/>
         </w:rPr>
-        <w:t xml:space="preserve"> </w:t>
+        <w:t xml:space="preserve">1. NASA. 'What Is a Satellite?' </w:t>
       </w:r>
       <w:hyperlink r:id="rId11">
         <w:r>
           <w:rPr>
-            <w:rFonts w:ascii="Calibri" w:hAnsi="Calibri" w:eastAsia="Calibri"/>
-            <w:b w:val="0"/>
-            <w:i w:val="0"/>
-            <w:sz w:val="22"/>
-            <w:color w:val="0563C1"/>
-            <w:u w:val="single"/>
+            <w:sz w:val="20"/>
           </w:rPr>
           <w:t>https://www.nasa.gov/general/what-is-a-satellite/</w:t>
         </w:r>
       </w:hyperlink>
+      <w:r>
+        <w:rPr>
+          <w:sz w:val="20"/>
+        </w:rPr>
+      </w:r>
     </w:p>
     <w:p>
       <w:pPr>
-        <w:spacing w:after="80"/>
-        <w:ind w:left="360"/>
+        <w:widowControl/>
       </w:pPr>
       <w:r>
         <w:rPr>
-          <w:rFonts w:ascii="Calibri" w:hAnsi="Calibri" w:eastAsia="Calibri"/>
-          <w:b w:val="0"/>
-          <w:i w:val="0"/>
-          <w:sz w:val="22"/>
+          <w:sz w:val="20"/>
         </w:rPr>
-        <w:t>2. European Space Agency. “Space debris by the numbers” (“Kosmik tullantılar rəqəmlərlə”).</w:t>
-      </w:r>
-      <w:r>
-        <w:rPr>
-          <w:rFonts w:ascii="Calibri" w:hAnsi="Calibri" w:eastAsia="Calibri"/>
-          <w:b w:val="0"/>
-          <w:i w:val="0"/>
-          <w:sz w:val="22"/>
-        </w:rPr>
-        <w:t xml:space="preserve"> </w:t>
+        <w:t xml:space="preserve">2. European Space Agency. 'Space debris by the numbers.' </w:t>
       </w:r>
       <w:hyperlink r:id="rId12">
         <w:r>
           <w:rPr>
-            <w:rFonts w:ascii="Calibri" w:hAnsi="Calibri" w:eastAsia="Calibri"/>
-            <w:b w:val="0"/>
-            <w:i w:val="0"/>
-            <w:sz w:val="22"/>
-            <w:color w:val="0563C1"/>
-            <w:u w:val="single"/>
+            <w:sz w:val="20"/>
           </w:rPr>
           <w:t>https://www.esa.int/Space_Safety/Space_Debris/Space_debris_by_the_numbers</w:t>
         </w:r>
       </w:hyperlink>
+      <w:r>
+        <w:rPr>
+          <w:sz w:val="20"/>
+        </w:rPr>
+      </w:r>
     </w:p>
     <w:sectPr>
-      <w:pgSz w:w="12240" w:h="15840"/>
-      <w:pgMar w:top="1296" w:right="1440" w:bottom="1296" w:left="1440" w:header="720" w:footer="720" w:gutter="0"/>
+      <w:footerReference w:type="default" r:id="rId13"/>
+      <w:pgSz w:w="11906" w:h="16838"/>
+      <w:pgMar w:top="1020" w:right="1134" w:bottom="1020" w:left="1134" w:header="720" w:footer="720" w:gutter="0"/>
       <w:cols w:space="720"/>
       <w:docGrid w:linePitch="360"/>
     </w:sectPr>
   </w:body>
 </w:document>
+</file>
+
+<file path=word/footer1.xml><?xml version="1.0" encoding="utf-8"?>
+<w:ftr xmlns:m="http://schemas.openxmlformats.org/officeDocument/2006/math" xmlns:mc="http://schemas.openxmlformats.org/markup-compatibility/2006" xmlns:mo="http://schemas.microsoft.com/office/mac/office/2008/main" xmlns:mv="urn:schemas-microsoft-com:mac:vml" xmlns:o="urn:schemas-microsoft-com:office:office" xmlns:r="http://schemas.openxmlformats.org/officeDocument/2006/relationships" xmlns:v="urn:schemas-microsoft-com:vml" xmlns:w10="urn:schemas-microsoft-com:office:word" xmlns:w14="http://schemas.microsoft.com/office/word/2010/wordml" xmlns:w="http://schemas.openxmlformats.org/wordprocessingml/2006/main" xmlns:wne="http://schemas.microsoft.com/office/word/2006/wordml" xmlns:wp14="http://schemas.microsoft.com/office/word/2010/wordprocessingDrawing" xmlns:wp="http://schemas.openxmlformats.org/drawingml/2006/wordprocessingDrawing" xmlns:wpc="http://schemas.microsoft.com/office/word/2010/wordprocessingCanvas" xmlns:wpg="http://schemas.microsoft.com/office/word/2010/wordprocessingGroup" xmlns:wpi="http://schemas.microsoft.com/office/word/2010/wordprocessingInk" xmlns:wps="http://schemas.microsoft.com/office/word/2010/wordprocessingShape" mc:Ignorable="w14 wp14">
+  <w:p>
+    <w:pPr>
+      <w:pStyle w:val="Footer"/>
+      <w:jc w:val="right"/>
+    </w:pPr>
+    <w:fldSimple w:instr="PAGE"/>
+  </w:p>
+</w:ftr>
 </file>
 
 <file path=word/numbering.xml><?xml version="1.0" encoding="utf-8"?>
@@ -741,7 +559,7 @@
   <w:docDefaults>
     <w:rPrDefault>
       <w:rPr>
-        <w:rFonts w:asciiTheme="minorHAnsi" w:eastAsiaTheme="minorEastAsia" w:hAnsiTheme="minorHAnsi" w:cstheme="minorBidi"/>
+        <w:rFonts/>
         <w:sz w:val="22"/>
         <w:szCs w:val="22"/>
         <w:lang w:val="en-US" w:eastAsia="en-US" w:bidi="ar-SA"/>
@@ -896,6 +714,15 @@
     <w:name w:val="Normal"/>
     <w:qFormat/>
     <w:rsid w:val="00FC693F"/>
+    <w:pPr>
+      <w:spacing w:after="120" w:line="259" w:lineRule="auto"/>
+    </w:pPr>
+    <w:rPr>
+      <w:rFonts w:ascii="Times New Roman" w:hAnsi="Times New Roman"/>
+      <w:color w:val="000000"/>
+      <w:sz w:val="24"/>
+      <w:lang w:val="az-Latn-AZ"/>
+    </w:rPr>
   </w:style>
   <w:style w:type="paragraph" w:styleId="Header">
     <w:name w:val="header"/>
@@ -952,16 +779,17 @@
     <w:pPr>
       <w:keepNext/>
       <w:keepLines/>
-      <w:spacing w:before="480" w:after="0"/>
+      <w:spacing w:before="480" w:after="120" w:line="259" w:lineRule="auto"/>
       <w:outlineLvl w:val="0"/>
     </w:pPr>
     <w:rPr>
-      <w:rFonts w:asciiTheme="majorHAnsi" w:eastAsiaTheme="majorEastAsia" w:hAnsiTheme="majorHAnsi" w:cstheme="majorBidi"/>
+      <w:rFonts w:ascii="Times New Roman" w:hAnsi="Times New Roman"/>
       <w:b/>
       <w:bCs/>
-      <w:color w:val="365F91" w:themeColor="accent1" w:themeShade="BF"/>
-      <w:sz w:val="28"/>
+      <w:color w:val="000000"/>
+      <w:sz w:val="26"/>
       <w:szCs w:val="28"/>
+      <w:lang w:val="az-Latn-AZ"/>
     </w:rPr>
   </w:style>
   <w:style w:type="paragraph" w:styleId="Heading2">
@@ -976,16 +804,17 @@
     <w:pPr>
       <w:keepNext/>
       <w:keepLines/>
-      <w:spacing w:before="200" w:after="0"/>
+      <w:spacing w:before="200" w:after="120" w:line="259" w:lineRule="auto"/>
       <w:outlineLvl w:val="1"/>
     </w:pPr>
     <w:rPr>
-      <w:rFonts w:asciiTheme="majorHAnsi" w:eastAsiaTheme="majorEastAsia" w:hAnsiTheme="majorHAnsi" w:cstheme="majorBidi"/>
+      <w:rFonts w:ascii="Times New Roman" w:hAnsi="Times New Roman"/>
       <w:b/>
       <w:bCs/>
-      <w:color w:val="4F81BD" w:themeColor="accent1"/>
+      <w:color w:val="000000"/>
       <w:sz w:val="26"/>
       <w:szCs w:val="26"/>
+      <w:lang w:val="az-Latn-AZ"/>
     </w:rPr>
   </w:style>
   <w:style w:type="paragraph" w:styleId="Heading3">
@@ -1004,7 +833,7 @@
       <w:outlineLvl w:val="2"/>
     </w:pPr>
     <w:rPr>
-      <w:rFonts w:asciiTheme="majorHAnsi" w:eastAsiaTheme="majorEastAsia" w:hAnsiTheme="majorHAnsi" w:cstheme="majorBidi"/>
+      <w:rFonts/>
       <w:b/>
       <w:bCs/>
       <w:color w:val="4F81BD" w:themeColor="accent1"/>
@@ -1027,7 +856,7 @@
       <w:outlineLvl w:val="3"/>
     </w:pPr>
     <w:rPr>
-      <w:rFonts w:asciiTheme="majorHAnsi" w:eastAsiaTheme="majorEastAsia" w:hAnsiTheme="majorHAnsi" w:cstheme="majorBidi"/>
+      <w:rFonts/>
       <w:b/>
       <w:bCs/>
       <w:i/>
@@ -1052,7 +881,7 @@
       <w:outlineLvl w:val="4"/>
     </w:pPr>
     <w:rPr>
-      <w:rFonts w:asciiTheme="majorHAnsi" w:eastAsiaTheme="majorEastAsia" w:hAnsiTheme="majorHAnsi" w:cstheme="majorBidi"/>
+      <w:rFonts/>
       <w:color w:val="243F60" w:themeColor="accent1" w:themeShade="7F"/>
     </w:rPr>
   </w:style>
@@ -1073,7 +902,7 @@
       <w:outlineLvl w:val="5"/>
     </w:pPr>
     <w:rPr>
-      <w:rFonts w:asciiTheme="majorHAnsi" w:eastAsiaTheme="majorEastAsia" w:hAnsiTheme="majorHAnsi" w:cstheme="majorBidi"/>
+      <w:rFonts/>
       <w:i/>
       <w:iCs/>
       <w:color w:val="243F60" w:themeColor="accent1" w:themeShade="7F"/>
@@ -1096,7 +925,7 @@
       <w:outlineLvl w:val="6"/>
     </w:pPr>
     <w:rPr>
-      <w:rFonts w:asciiTheme="majorHAnsi" w:eastAsiaTheme="majorEastAsia" w:hAnsiTheme="majorHAnsi" w:cstheme="majorBidi"/>
+      <w:rFonts/>
       <w:i/>
       <w:iCs/>
       <w:color w:val="404040" w:themeColor="text1" w:themeTint="BF"/>
@@ -1119,7 +948,7 @@
       <w:outlineLvl w:val="7"/>
     </w:pPr>
     <w:rPr>
-      <w:rFonts w:asciiTheme="majorHAnsi" w:eastAsiaTheme="majorEastAsia" w:hAnsiTheme="majorHAnsi" w:cstheme="majorBidi"/>
+      <w:rFonts/>
       <w:color w:val="4F81BD" w:themeColor="accent1"/>
       <w:sz w:val="20"/>
       <w:szCs w:val="20"/>
@@ -1142,7 +971,7 @@
       <w:outlineLvl w:val="8"/>
     </w:pPr>
     <w:rPr>
-      <w:rFonts w:asciiTheme="majorHAnsi" w:eastAsiaTheme="majorEastAsia" w:hAnsiTheme="majorHAnsi" w:cstheme="majorBidi"/>
+      <w:rFonts/>
       <w:i/>
       <w:iCs/>
       <w:color w:val="404040" w:themeColor="text1" w:themeTint="BF"/>
@@ -1193,7 +1022,7 @@
     <w:uiPriority w:val="9"/>
     <w:rsid w:val="00FC693F"/>
     <w:rPr>
-      <w:rFonts w:asciiTheme="majorHAnsi" w:eastAsiaTheme="majorEastAsia" w:hAnsiTheme="majorHAnsi" w:cstheme="majorBidi"/>
+      <w:rFonts/>
       <w:b/>
       <w:bCs/>
       <w:color w:val="365F91" w:themeColor="accent1" w:themeShade="BF"/>
@@ -1208,7 +1037,7 @@
     <w:uiPriority w:val="9"/>
     <w:rsid w:val="00FC693F"/>
     <w:rPr>
-      <w:rFonts w:asciiTheme="majorHAnsi" w:eastAsiaTheme="majorEastAsia" w:hAnsiTheme="majorHAnsi" w:cstheme="majorBidi"/>
+      <w:rFonts/>
       <w:b/>
       <w:bCs/>
       <w:color w:val="4F81BD" w:themeColor="accent1"/>
@@ -1223,7 +1052,7 @@
     <w:uiPriority w:val="9"/>
     <w:rsid w:val="00FC693F"/>
     <w:rPr>
-      <w:rFonts w:asciiTheme="majorHAnsi" w:eastAsiaTheme="majorEastAsia" w:hAnsiTheme="majorHAnsi" w:cstheme="majorBidi"/>
+      <w:rFonts/>
       <w:b/>
       <w:bCs/>
       <w:color w:val="4F81BD" w:themeColor="accent1"/>
@@ -1238,19 +1067,17 @@
     <w:qFormat/>
     <w:rsid w:val="00FC693F"/>
     <w:pPr>
-      <w:pBdr>
-        <w:bottom w:val="single" w:sz="8" w:space="4" w:color="4F81BD" w:themeColor="accent1"/>
-      </w:pBdr>
-      <w:spacing w:after="300" w:line="240" w:lineRule="auto"/>
+      <w:spacing w:after="120" w:line="259" w:lineRule="auto"/>
       <w:contextualSpacing/>
     </w:pPr>
     <w:rPr>
-      <w:rFonts w:asciiTheme="majorHAnsi" w:eastAsiaTheme="majorEastAsia" w:hAnsiTheme="majorHAnsi" w:cstheme="majorBidi"/>
-      <w:color w:val="17365D" w:themeColor="text2" w:themeShade="BF"/>
+      <w:rFonts w:ascii="Times New Roman" w:hAnsi="Times New Roman"/>
+      <w:color w:val="000000"/>
       <w:spacing w:val="5"/>
       <w:kern w:val="28"/>
-      <w:sz w:val="52"/>
+      <w:sz w:val="40"/>
       <w:szCs w:val="52"/>
+      <w:lang w:val="az-Latn-AZ"/>
     </w:rPr>
   </w:style>
   <w:style w:type="character" w:customStyle="1" w:styleId="TitleChar">
@@ -1260,7 +1087,7 @@
     <w:uiPriority w:val="10"/>
     <w:rsid w:val="00FC693F"/>
     <w:rPr>
-      <w:rFonts w:asciiTheme="majorHAnsi" w:eastAsiaTheme="majorEastAsia" w:hAnsiTheme="majorHAnsi" w:cstheme="majorBidi"/>
+      <w:rFonts/>
       <w:color w:val="17365D" w:themeColor="text2" w:themeShade="BF"/>
       <w:spacing w:val="5"/>
       <w:kern w:val="28"/>
@@ -1282,7 +1109,7 @@
       </w:numPr>
     </w:pPr>
     <w:rPr>
-      <w:rFonts w:asciiTheme="majorHAnsi" w:eastAsiaTheme="majorEastAsia" w:hAnsiTheme="majorHAnsi" w:cstheme="majorBidi"/>
+      <w:rFonts/>
       <w:i/>
       <w:iCs/>
       <w:color w:val="4F81BD" w:themeColor="accent1"/>
@@ -1298,7 +1125,7 @@
     <w:uiPriority w:val="11"/>
     <w:rsid w:val="00FC693F"/>
     <w:rPr>
-      <w:rFonts w:asciiTheme="majorHAnsi" w:eastAsiaTheme="majorEastAsia" w:hAnsiTheme="majorHAnsi" w:cstheme="majorBidi"/>
+      <w:rFonts/>
       <w:i/>
       <w:iCs/>
       <w:color w:val="4F81BD" w:themeColor="accent1"/>
@@ -1423,8 +1250,15 @@
       <w:numPr>
         <w:numId w:val="1"/>
       </w:numPr>
+      <w:spacing w:after="120" w:line="259" w:lineRule="auto"/>
       <w:contextualSpacing/>
     </w:pPr>
+    <w:rPr>
+      <w:rFonts w:ascii="Times New Roman" w:hAnsi="Times New Roman"/>
+      <w:color w:val="000000"/>
+      <w:sz w:val="24"/>
+      <w:lang w:val="az-Latn-AZ"/>
+    </w:rPr>
   </w:style>
   <w:style w:type="paragraph" w:styleId="ListBullet2">
     <w:name w:val="List Bullet 2"/>
@@ -1596,7 +1430,7 @@
     <w:semiHidden/>
     <w:rsid w:val="00FC693F"/>
     <w:rPr>
-      <w:rFonts w:asciiTheme="majorHAnsi" w:eastAsiaTheme="majorEastAsia" w:hAnsiTheme="majorHAnsi" w:cstheme="majorBidi"/>
+      <w:rFonts/>
       <w:b/>
       <w:bCs/>
       <w:i/>
@@ -1612,7 +1446,7 @@
     <w:semiHidden/>
     <w:rsid w:val="00FC693F"/>
     <w:rPr>
-      <w:rFonts w:asciiTheme="majorHAnsi" w:eastAsiaTheme="majorEastAsia" w:hAnsiTheme="majorHAnsi" w:cstheme="majorBidi"/>
+      <w:rFonts/>
       <w:color w:val="243F60" w:themeColor="accent1" w:themeShade="7F"/>
     </w:rPr>
   </w:style>
@@ -1624,7 +1458,7 @@
     <w:semiHidden/>
     <w:rsid w:val="00FC693F"/>
     <w:rPr>
-      <w:rFonts w:asciiTheme="majorHAnsi" w:eastAsiaTheme="majorEastAsia" w:hAnsiTheme="majorHAnsi" w:cstheme="majorBidi"/>
+      <w:rFonts/>
       <w:i/>
       <w:iCs/>
       <w:color w:val="243F60" w:themeColor="accent1" w:themeShade="7F"/>
@@ -1638,7 +1472,7 @@
     <w:semiHidden/>
     <w:rsid w:val="00FC693F"/>
     <w:rPr>
-      <w:rFonts w:asciiTheme="majorHAnsi" w:eastAsiaTheme="majorEastAsia" w:hAnsiTheme="majorHAnsi" w:cstheme="majorBidi"/>
+      <w:rFonts/>
       <w:i/>
       <w:iCs/>
       <w:color w:val="404040" w:themeColor="text1" w:themeTint="BF"/>
@@ -1652,7 +1486,7 @@
     <w:semiHidden/>
     <w:rsid w:val="00FC693F"/>
     <w:rPr>
-      <w:rFonts w:asciiTheme="majorHAnsi" w:eastAsiaTheme="majorEastAsia" w:hAnsiTheme="majorHAnsi" w:cstheme="majorBidi"/>
+      <w:rFonts/>
       <w:color w:val="4F81BD" w:themeColor="accent1"/>
       <w:sz w:val="20"/>
       <w:szCs w:val="20"/>
@@ -1666,7 +1500,7 @@
     <w:semiHidden/>
     <w:rsid w:val="00FC693F"/>
     <w:rPr>
-      <w:rFonts w:asciiTheme="majorHAnsi" w:eastAsiaTheme="majorEastAsia" w:hAnsiTheme="majorHAnsi" w:cstheme="majorBidi"/>
+      <w:rFonts/>
       <w:i/>
       <w:iCs/>
       <w:color w:val="404040" w:themeColor="text1" w:themeTint="BF"/>
@@ -1725,9 +1559,6 @@
     <w:qFormat/>
     <w:rsid w:val="00FC693F"/>
     <w:pPr>
-      <w:pBdr>
-        <w:bottom w:val="single" w:sz="4" w:space="4" w:color="4F81BD" w:themeColor="accent1"/>
-      </w:pBdr>
       <w:spacing w:before="200" w:after="280"/>
       <w:ind w:left="936" w:right="936"/>
     </w:pPr>
@@ -3255,7 +3086,7 @@
         <w:spacing w:before="0" w:after="0" w:line="240" w:lineRule="auto"/>
       </w:pPr>
       <w:rPr>
-        <w:rFonts w:asciiTheme="majorHAnsi" w:eastAsiaTheme="majorEastAsia" w:hAnsiTheme="majorHAnsi" w:cstheme="majorBidi"/>
+        <w:rFonts/>
         <w:b/>
         <w:bCs/>
       </w:rPr>
@@ -3276,7 +3107,7 @@
         <w:spacing w:before="0" w:after="0" w:line="240" w:lineRule="auto"/>
       </w:pPr>
       <w:rPr>
-        <w:rFonts w:asciiTheme="majorHAnsi" w:eastAsiaTheme="majorEastAsia" w:hAnsiTheme="majorHAnsi" w:cstheme="majorBidi"/>
+        <w:rFonts/>
         <w:b/>
         <w:bCs/>
       </w:rPr>
@@ -3294,14 +3125,14 @@
     </w:tblStylePr>
     <w:tblStylePr w:type="firstCol">
       <w:rPr>
-        <w:rFonts w:asciiTheme="majorHAnsi" w:eastAsiaTheme="majorEastAsia" w:hAnsiTheme="majorHAnsi" w:cstheme="majorBidi"/>
+        <w:rFonts/>
         <w:b/>
         <w:bCs/>
       </w:rPr>
     </w:tblStylePr>
     <w:tblStylePr w:type="lastCol">
       <w:rPr>
-        <w:rFonts w:asciiTheme="majorHAnsi" w:eastAsiaTheme="majorEastAsia" w:hAnsiTheme="majorHAnsi" w:cstheme="majorBidi"/>
+        <w:rFonts/>
         <w:b/>
         <w:bCs/>
       </w:rPr>
@@ -3385,7 +3216,7 @@
         <w:spacing w:before="0" w:after="0" w:line="240" w:lineRule="auto"/>
       </w:pPr>
       <w:rPr>
-        <w:rFonts w:asciiTheme="majorHAnsi" w:eastAsiaTheme="majorEastAsia" w:hAnsiTheme="majorHAnsi" w:cstheme="majorBidi"/>
+        <w:rFonts/>
         <w:b/>
         <w:bCs/>
       </w:rPr>
@@ -3406,7 +3237,7 @@
         <w:spacing w:before="0" w:after="0" w:line="240" w:lineRule="auto"/>
       </w:pPr>
       <w:rPr>
-        <w:rFonts w:asciiTheme="majorHAnsi" w:eastAsiaTheme="majorEastAsia" w:hAnsiTheme="majorHAnsi" w:cstheme="majorBidi"/>
+        <w:rFonts/>
         <w:b/>
         <w:bCs/>
       </w:rPr>
@@ -3424,14 +3255,14 @@
     </w:tblStylePr>
     <w:tblStylePr w:type="firstCol">
       <w:rPr>
-        <w:rFonts w:asciiTheme="majorHAnsi" w:eastAsiaTheme="majorEastAsia" w:hAnsiTheme="majorHAnsi" w:cstheme="majorBidi"/>
+        <w:rFonts/>
         <w:b/>
         <w:bCs/>
       </w:rPr>
     </w:tblStylePr>
     <w:tblStylePr w:type="lastCol">
       <w:rPr>
-        <w:rFonts w:asciiTheme="majorHAnsi" w:eastAsiaTheme="majorEastAsia" w:hAnsiTheme="majorHAnsi" w:cstheme="majorBidi"/>
+        <w:rFonts/>
         <w:b/>
         <w:bCs/>
       </w:rPr>
@@ -3515,7 +3346,7 @@
         <w:spacing w:before="0" w:after="0" w:line="240" w:lineRule="auto"/>
       </w:pPr>
       <w:rPr>
-        <w:rFonts w:asciiTheme="majorHAnsi" w:eastAsiaTheme="majorEastAsia" w:hAnsiTheme="majorHAnsi" w:cstheme="majorBidi"/>
+        <w:rFonts/>
         <w:b/>
         <w:bCs/>
       </w:rPr>
@@ -3536,7 +3367,7 @@
         <w:spacing w:before="0" w:after="0" w:line="240" w:lineRule="auto"/>
       </w:pPr>
       <w:rPr>
-        <w:rFonts w:asciiTheme="majorHAnsi" w:eastAsiaTheme="majorEastAsia" w:hAnsiTheme="majorHAnsi" w:cstheme="majorBidi"/>
+        <w:rFonts/>
         <w:b/>
         <w:bCs/>
       </w:rPr>
@@ -3554,14 +3385,14 @@
     </w:tblStylePr>
     <w:tblStylePr w:type="firstCol">
       <w:rPr>
-        <w:rFonts w:asciiTheme="majorHAnsi" w:eastAsiaTheme="majorEastAsia" w:hAnsiTheme="majorHAnsi" w:cstheme="majorBidi"/>
+        <w:rFonts/>
         <w:b/>
         <w:bCs/>
       </w:rPr>
     </w:tblStylePr>
     <w:tblStylePr w:type="lastCol">
       <w:rPr>
-        <w:rFonts w:asciiTheme="majorHAnsi" w:eastAsiaTheme="majorEastAsia" w:hAnsiTheme="majorHAnsi" w:cstheme="majorBidi"/>
+        <w:rFonts/>
         <w:b/>
         <w:bCs/>
       </w:rPr>
@@ -3645,7 +3476,7 @@
         <w:spacing w:before="0" w:after="0" w:line="240" w:lineRule="auto"/>
       </w:pPr>
       <w:rPr>
-        <w:rFonts w:asciiTheme="majorHAnsi" w:eastAsiaTheme="majorEastAsia" w:hAnsiTheme="majorHAnsi" w:cstheme="majorBidi"/>
+        <w:rFonts/>
         <w:b/>
         <w:bCs/>
       </w:rPr>
@@ -3666,7 +3497,7 @@
         <w:spacing w:before="0" w:after="0" w:line="240" w:lineRule="auto"/>
       </w:pPr>
       <w:rPr>
-        <w:rFonts w:asciiTheme="majorHAnsi" w:eastAsiaTheme="majorEastAsia" w:hAnsiTheme="majorHAnsi" w:cstheme="majorBidi"/>
+        <w:rFonts/>
         <w:b/>
         <w:bCs/>
       </w:rPr>
@@ -3684,14 +3515,14 @@
     </w:tblStylePr>
     <w:tblStylePr w:type="firstCol">
       <w:rPr>
-        <w:rFonts w:asciiTheme="majorHAnsi" w:eastAsiaTheme="majorEastAsia" w:hAnsiTheme="majorHAnsi" w:cstheme="majorBidi"/>
+        <w:rFonts/>
         <w:b/>
         <w:bCs/>
       </w:rPr>
     </w:tblStylePr>
     <w:tblStylePr w:type="lastCol">
       <w:rPr>
-        <w:rFonts w:asciiTheme="majorHAnsi" w:eastAsiaTheme="majorEastAsia" w:hAnsiTheme="majorHAnsi" w:cstheme="majorBidi"/>
+        <w:rFonts/>
         <w:b/>
         <w:bCs/>
       </w:rPr>
@@ -3775,7 +3606,7 @@
         <w:spacing w:before="0" w:after="0" w:line="240" w:lineRule="auto"/>
       </w:pPr>
       <w:rPr>
-        <w:rFonts w:asciiTheme="majorHAnsi" w:eastAsiaTheme="majorEastAsia" w:hAnsiTheme="majorHAnsi" w:cstheme="majorBidi"/>
+        <w:rFonts/>
         <w:b/>
         <w:bCs/>
       </w:rPr>
@@ -3796,7 +3627,7 @@
         <w:spacing w:before="0" w:after="0" w:line="240" w:lineRule="auto"/>
       </w:pPr>
       <w:rPr>
-        <w:rFonts w:asciiTheme="majorHAnsi" w:eastAsiaTheme="majorEastAsia" w:hAnsiTheme="majorHAnsi" w:cstheme="majorBidi"/>
+        <w:rFonts/>
         <w:b/>
         <w:bCs/>
       </w:rPr>
@@ -3814,14 +3645,14 @@
     </w:tblStylePr>
     <w:tblStylePr w:type="firstCol">
       <w:rPr>
-        <w:rFonts w:asciiTheme="majorHAnsi" w:eastAsiaTheme="majorEastAsia" w:hAnsiTheme="majorHAnsi" w:cstheme="majorBidi"/>
+        <w:rFonts/>
         <w:b/>
         <w:bCs/>
       </w:rPr>
     </w:tblStylePr>
     <w:tblStylePr w:type="lastCol">
       <w:rPr>
-        <w:rFonts w:asciiTheme="majorHAnsi" w:eastAsiaTheme="majorEastAsia" w:hAnsiTheme="majorHAnsi" w:cstheme="majorBidi"/>
+        <w:rFonts/>
         <w:b/>
         <w:bCs/>
       </w:rPr>
@@ -3905,7 +3736,7 @@
         <w:spacing w:before="0" w:after="0" w:line="240" w:lineRule="auto"/>
       </w:pPr>
       <w:rPr>
-        <w:rFonts w:asciiTheme="majorHAnsi" w:eastAsiaTheme="majorEastAsia" w:hAnsiTheme="majorHAnsi" w:cstheme="majorBidi"/>
+        <w:rFonts/>
         <w:b/>
         <w:bCs/>
       </w:rPr>
@@ -3926,7 +3757,7 @@
         <w:spacing w:before="0" w:after="0" w:line="240" w:lineRule="auto"/>
       </w:pPr>
       <w:rPr>
-        <w:rFonts w:asciiTheme="majorHAnsi" w:eastAsiaTheme="majorEastAsia" w:hAnsiTheme="majorHAnsi" w:cstheme="majorBidi"/>
+        <w:rFonts/>
         <w:b/>
         <w:bCs/>
       </w:rPr>
@@ -3944,14 +3775,14 @@
     </w:tblStylePr>
     <w:tblStylePr w:type="firstCol">
       <w:rPr>
-        <w:rFonts w:asciiTheme="majorHAnsi" w:eastAsiaTheme="majorEastAsia" w:hAnsiTheme="majorHAnsi" w:cstheme="majorBidi"/>
+        <w:rFonts/>
         <w:b/>
         <w:bCs/>
       </w:rPr>
     </w:tblStylePr>
     <w:tblStylePr w:type="lastCol">
       <w:rPr>
-        <w:rFonts w:asciiTheme="majorHAnsi" w:eastAsiaTheme="majorEastAsia" w:hAnsiTheme="majorHAnsi" w:cstheme="majorBidi"/>
+        <w:rFonts/>
         <w:b/>
         <w:bCs/>
       </w:rPr>
@@ -4035,7 +3866,7 @@
         <w:spacing w:before="0" w:after="0" w:line="240" w:lineRule="auto"/>
       </w:pPr>
       <w:rPr>
-        <w:rFonts w:asciiTheme="majorHAnsi" w:eastAsiaTheme="majorEastAsia" w:hAnsiTheme="majorHAnsi" w:cstheme="majorBidi"/>
+        <w:rFonts/>
         <w:b/>
         <w:bCs/>
       </w:rPr>
@@ -4056,7 +3887,7 @@
         <w:spacing w:before="0" w:after="0" w:line="240" w:lineRule="auto"/>
       </w:pPr>
       <w:rPr>
-        <w:rFonts w:asciiTheme="majorHAnsi" w:eastAsiaTheme="majorEastAsia" w:hAnsiTheme="majorHAnsi" w:cstheme="majorBidi"/>
+        <w:rFonts/>
         <w:b/>
         <w:bCs/>
       </w:rPr>
@@ -4074,14 +3905,14 @@
     </w:tblStylePr>
     <w:tblStylePr w:type="firstCol">
       <w:rPr>
-        <w:rFonts w:asciiTheme="majorHAnsi" w:eastAsiaTheme="majorEastAsia" w:hAnsiTheme="majorHAnsi" w:cstheme="majorBidi"/>
+        <w:rFonts/>
         <w:b/>
         <w:bCs/>
       </w:rPr>
     </w:tblStylePr>
     <w:tblStylePr w:type="lastCol">
       <w:rPr>
-        <w:rFonts w:asciiTheme="majorHAnsi" w:eastAsiaTheme="majorEastAsia" w:hAnsiTheme="majorHAnsi" w:cstheme="majorBidi"/>
+        <w:rFonts/>
         <w:b/>
         <w:bCs/>
       </w:rPr>
@@ -5946,7 +5777,7 @@
     </w:tblPr>
     <w:tblStylePr w:type="firstRow">
       <w:rPr>
-        <w:rFonts w:asciiTheme="majorHAnsi" w:eastAsiaTheme="majorEastAsia" w:hAnsiTheme="majorHAnsi" w:cstheme="majorBidi"/>
+        <w:rFonts/>
       </w:rPr>
       <w:tblPr/>
       <w:tcPr>
@@ -6030,7 +5861,7 @@
     </w:tblPr>
     <w:tblStylePr w:type="firstRow">
       <w:rPr>
-        <w:rFonts w:asciiTheme="majorHAnsi" w:eastAsiaTheme="majorEastAsia" w:hAnsiTheme="majorHAnsi" w:cstheme="majorBidi"/>
+        <w:rFonts/>
       </w:rPr>
       <w:tblPr/>
       <w:tcPr>
@@ -6114,7 +5945,7 @@
     </w:tblPr>
     <w:tblStylePr w:type="firstRow">
       <w:rPr>
-        <w:rFonts w:asciiTheme="majorHAnsi" w:eastAsiaTheme="majorEastAsia" w:hAnsiTheme="majorHAnsi" w:cstheme="majorBidi"/>
+        <w:rFonts/>
       </w:rPr>
       <w:tblPr/>
       <w:tcPr>
@@ -6198,7 +6029,7 @@
     </w:tblPr>
     <w:tblStylePr w:type="firstRow">
       <w:rPr>
-        <w:rFonts w:asciiTheme="majorHAnsi" w:eastAsiaTheme="majorEastAsia" w:hAnsiTheme="majorHAnsi" w:cstheme="majorBidi"/>
+        <w:rFonts/>
       </w:rPr>
       <w:tblPr/>
       <w:tcPr>
@@ -6282,7 +6113,7 @@
     </w:tblPr>
     <w:tblStylePr w:type="firstRow">
       <w:rPr>
-        <w:rFonts w:asciiTheme="majorHAnsi" w:eastAsiaTheme="majorEastAsia" w:hAnsiTheme="majorHAnsi" w:cstheme="majorBidi"/>
+        <w:rFonts/>
       </w:rPr>
       <w:tblPr/>
       <w:tcPr>
@@ -6366,7 +6197,7 @@
     </w:tblPr>
     <w:tblStylePr w:type="firstRow">
       <w:rPr>
-        <w:rFonts w:asciiTheme="majorHAnsi" w:eastAsiaTheme="majorEastAsia" w:hAnsiTheme="majorHAnsi" w:cstheme="majorBidi"/>
+        <w:rFonts/>
       </w:rPr>
       <w:tblPr/>
       <w:tcPr>
@@ -6450,7 +6281,7 @@
     </w:tblPr>
     <w:tblStylePr w:type="firstRow">
       <w:rPr>
-        <w:rFonts w:asciiTheme="majorHAnsi" w:eastAsiaTheme="majorEastAsia" w:hAnsiTheme="majorHAnsi" w:cstheme="majorBidi"/>
+        <w:rFonts/>
       </w:rPr>
       <w:tblPr/>
       <w:tcPr>
@@ -6515,7 +6346,7 @@
       <w:spacing w:after="0" w:line="240" w:lineRule="auto"/>
     </w:pPr>
     <w:rPr>
-      <w:rFonts w:asciiTheme="majorHAnsi" w:eastAsiaTheme="majorEastAsia" w:hAnsiTheme="majorHAnsi" w:cstheme="majorBidi"/>
+      <w:rFonts/>
       <w:color w:val="000000" w:themeColor="text1"/>
     </w:rPr>
     <w:tblPr>
@@ -6643,7 +6474,7 @@
       <w:spacing w:after="0" w:line="240" w:lineRule="auto"/>
     </w:pPr>
     <w:rPr>
-      <w:rFonts w:asciiTheme="majorHAnsi" w:eastAsiaTheme="majorEastAsia" w:hAnsiTheme="majorHAnsi" w:cstheme="majorBidi"/>
+      <w:rFonts/>
       <w:color w:val="000000" w:themeColor="text1"/>
     </w:rPr>
     <w:tblPr>
@@ -6771,7 +6602,7 @@
       <w:spacing w:after="0" w:line="240" w:lineRule="auto"/>
     </w:pPr>
     <w:rPr>
-      <w:rFonts w:asciiTheme="majorHAnsi" w:eastAsiaTheme="majorEastAsia" w:hAnsiTheme="majorHAnsi" w:cstheme="majorBidi"/>
+      <w:rFonts/>
       <w:color w:val="000000" w:themeColor="text1"/>
     </w:rPr>
     <w:tblPr>
@@ -6899,7 +6730,7 @@
       <w:spacing w:after="0" w:line="240" w:lineRule="auto"/>
     </w:pPr>
     <w:rPr>
-      <w:rFonts w:asciiTheme="majorHAnsi" w:eastAsiaTheme="majorEastAsia" w:hAnsiTheme="majorHAnsi" w:cstheme="majorBidi"/>
+      <w:rFonts/>
       <w:color w:val="000000" w:themeColor="text1"/>
     </w:rPr>
     <w:tblPr>
@@ -7027,7 +6858,7 @@
       <w:spacing w:after="0" w:line="240" w:lineRule="auto"/>
     </w:pPr>
     <w:rPr>
-      <w:rFonts w:asciiTheme="majorHAnsi" w:eastAsiaTheme="majorEastAsia" w:hAnsiTheme="majorHAnsi" w:cstheme="majorBidi"/>
+      <w:rFonts/>
       <w:color w:val="000000" w:themeColor="text1"/>
     </w:rPr>
     <w:tblPr>
@@ -7155,7 +6986,7 @@
       <w:spacing w:after="0" w:line="240" w:lineRule="auto"/>
     </w:pPr>
     <w:rPr>
-      <w:rFonts w:asciiTheme="majorHAnsi" w:eastAsiaTheme="majorEastAsia" w:hAnsiTheme="majorHAnsi" w:cstheme="majorBidi"/>
+      <w:rFonts/>
       <w:color w:val="000000" w:themeColor="text1"/>
     </w:rPr>
     <w:tblPr>
@@ -7283,7 +7114,7 @@
       <w:spacing w:after="0" w:line="240" w:lineRule="auto"/>
     </w:pPr>
     <w:rPr>
-      <w:rFonts w:asciiTheme="majorHAnsi" w:eastAsiaTheme="majorEastAsia" w:hAnsiTheme="majorHAnsi" w:cstheme="majorBidi"/>
+      <w:rFonts/>
       <w:color w:val="000000" w:themeColor="text1"/>
     </w:rPr>
     <w:tblPr>
@@ -7922,7 +7753,7 @@
       <w:spacing w:after="0" w:line="240" w:lineRule="auto"/>
     </w:pPr>
     <w:rPr>
-      <w:rFonts w:asciiTheme="majorHAnsi" w:eastAsiaTheme="majorEastAsia" w:hAnsiTheme="majorHAnsi" w:cstheme="majorBidi"/>
+      <w:rFonts/>
       <w:color w:val="000000" w:themeColor="text1"/>
     </w:rPr>
     <w:tblPr>
@@ -8047,7 +7878,7 @@
       <w:spacing w:after="0" w:line="240" w:lineRule="auto"/>
     </w:pPr>
     <w:rPr>
-      <w:rFonts w:asciiTheme="majorHAnsi" w:eastAsiaTheme="majorEastAsia" w:hAnsiTheme="majorHAnsi" w:cstheme="majorBidi"/>
+      <w:rFonts/>
       <w:color w:val="000000" w:themeColor="text1"/>
     </w:rPr>
     <w:tblPr>
@@ -8172,7 +8003,7 @@
       <w:spacing w:after="0" w:line="240" w:lineRule="auto"/>
     </w:pPr>
     <w:rPr>
-      <w:rFonts w:asciiTheme="majorHAnsi" w:eastAsiaTheme="majorEastAsia" w:hAnsiTheme="majorHAnsi" w:cstheme="majorBidi"/>
+      <w:rFonts/>
       <w:color w:val="000000" w:themeColor="text1"/>
     </w:rPr>
     <w:tblPr>
@@ -8297,7 +8128,7 @@
       <w:spacing w:after="0" w:line="240" w:lineRule="auto"/>
     </w:pPr>
     <w:rPr>
-      <w:rFonts w:asciiTheme="majorHAnsi" w:eastAsiaTheme="majorEastAsia" w:hAnsiTheme="majorHAnsi" w:cstheme="majorBidi"/>
+      <w:rFonts/>
       <w:color w:val="000000" w:themeColor="text1"/>
     </w:rPr>
     <w:tblPr>
@@ -8422,7 +8253,7 @@
       <w:spacing w:after="0" w:line="240" w:lineRule="auto"/>
     </w:pPr>
     <w:rPr>
-      <w:rFonts w:asciiTheme="majorHAnsi" w:eastAsiaTheme="majorEastAsia" w:hAnsiTheme="majorHAnsi" w:cstheme="majorBidi"/>
+      <w:rFonts/>
       <w:color w:val="000000" w:themeColor="text1"/>
     </w:rPr>
     <w:tblPr>
@@ -8547,7 +8378,7 @@
       <w:spacing w:after="0" w:line="240" w:lineRule="auto"/>
     </w:pPr>
     <w:rPr>
-      <w:rFonts w:asciiTheme="majorHAnsi" w:eastAsiaTheme="majorEastAsia" w:hAnsiTheme="majorHAnsi" w:cstheme="majorBidi"/>
+      <w:rFonts/>
       <w:color w:val="000000" w:themeColor="text1"/>
     </w:rPr>
     <w:tblPr>
@@ -8672,7 +8503,7 @@
       <w:spacing w:after="0" w:line="240" w:lineRule="auto"/>
     </w:pPr>
     <w:rPr>
-      <w:rFonts w:asciiTheme="majorHAnsi" w:eastAsiaTheme="majorEastAsia" w:hAnsiTheme="majorHAnsi" w:cstheme="majorBidi"/>
+      <w:rFonts/>
       <w:color w:val="000000" w:themeColor="text1"/>
     </w:rPr>
     <w:tblPr>

--- a/az/discovery-articles/6.10 Peyk texnologiyası.docx
+++ b/az/discovery-articles/6.10 Peyk texnologiyası.docx
@@ -120,7 +120,7 @@
         <w:widowControl/>
       </w:pPr>
       <w:r>
-        <w:t>Kim kəşf edib və ya yaradıb</w:t>
+        <w:t xml:space="preserve">Kim yaradıb</w:t>
       </w:r>
     </w:p>
     <w:p>
@@ -179,7 +179,7 @@
         <w:widowControl/>
       </w:pPr>
       <w:r>
-        <w:t>Peyklər qlobal mövqetəyinetmə sistemi — GPS, beynəlxalq canlı televiziya, qlobal hava modelləri, fəlakət xəritələri və bəzi internet əlaqələrini mümkün etdi. Kiçik peyklər indi böyük qruplarla — peyk qruplaşmaları şəklində — işləyə bilir. Qruplar əhatəni artırır, amma orbit sıxlığını, radio maneələrini və toqquşma riskini də yüksəldir. Kosmik tullantılar orbitdə qalıb sonrakı missiyalara təhlükə yarada bilər.</w:t>
+        <w:t xml:space="preserve">Peyklər GPS, beynəlxalq canlı televiziya, qlobal hava modelləri, fəlakət xəritələri və bəzi internet əlaqələrini mümkün etdi. Kiçik peyklər indi böyük qruplarla — peyk qruplaşmaları şəklində — işləyə bilir. Qruplar əhatəni artırır, amma orbit sıxlığını, radio maneələrini və toqquşma riskini də yüksəldir. Kosmik tullantılar orbitdə qalıb sonrakı missiyalara təhlükə yarada bilər.</w:t>
       </w:r>
     </w:p>
     <w:p>
@@ -217,7 +217,7 @@
         <w:rPr>
           <w:sz w:val="20"/>
         </w:rPr>
-        <w:t>C Qurumların materialları və ensiklopedik mənbələr</w:t>
+        <w:t>Qurumların materialları və ensiklopedik mənbələr</w:t>
       </w:r>
     </w:p>
     <w:p>
@@ -277,7 +277,7 @@
         <w:rPr>
           <w:sz w:val="20"/>
         </w:rPr>
-        <w:t>G Kosmik təşkilatlar</w:t>
+        <w:t>Kosmik təşkilatlar</w:t>
       </w:r>
     </w:p>
     <w:p>
